--- a/Michael_Chuang_CV_KPMG_Creative_Services_Manager.docx
+++ b/Michael_Chuang_CV_KPMG_Creative_Services_Manager.docx
@@ -364,6 +364,14 @@
         <w:pStyle w:val="ListBullet"/>
       </w:pPr>
       <w:r>
+        <w:t>Played a key role in hiring and selecting candidates for positions on the STARZ Interactive team.</w:t>
+      </w:r>
+    </w:p>
+    <w:p>
+      <w:pPr>
+        <w:pStyle w:val="ListBullet"/>
+      </w:pPr>
+      <w:r>
         <w:t>Served as creative lead for internal clients, including Digital Marketing, Originals Marketing, PR, and International, delivering digital campaigns, websites, email, and interactive experiences.</w:t>
       </w:r>
     </w:p>
